--- a/report.docx
+++ b/report.docx
@@ -2704,7 +2704,7 @@
           <w:sz w:val="24"/>
           <w:szCs w:val="24"/>
         </w:rPr>
-        <w:t>Особенность задачи заключается в большом количестве событий, связанных с каждым матчем. В игре с бесконечным полем число ходов заранее неизвестно, координаты могут выходить за стандартные границы, а логические и технические события имеют разную структуру. Поэтому классическая реляционная модель может оказаться менее удобной: для хранения разных типов событий требуется несколько таблиц и дополнительные объединения данных при просмотре матча.</w:t>
+        <w:t>Особенность задачи заключается в большом количестве событий, связанных с каждым матчем. Для каждого запуска необходимо сохранить последовательность ходов, технические сообщения, статус выполнения, результат и данные для последующего просмотра партии. Эти данные имеют разную структуру: карточка матча содержит общие параметры запуска, а поток событий включает ходы и логи. Поэтому классическая реляционная модель может быть менее удобной для реализации просмотра матча и аналитики: требуется разделять события по таблицам и выполнять дополнительные объединения данных.</w:t>
       </w:r>
     </w:p>
     <w:p>
@@ -3214,23 +3214,28 @@
     </w:p>
     <w:p>
       <w:pPr>
-        <w:pStyle w:val="Normal"/>
-        <w:spacing w:lineRule="auto" w:line="360"/>
-        <w:ind w:hanging="0"/>
-        <w:jc w:val="center"/>
-        <w:rPr>
-          <w:rFonts w:ascii="Times New Roman" w:hAnsi="Times New Roman"/>
-          <w:sz w:val="24"/>
-          <w:szCs w:val="24"/>
-        </w:rPr>
-      </w:pPr>
-      <w:r>
-        <w:rPr/>
+        <w:pStyle w:val="CaptionCustom"/>
+        <w:spacing w:lineRule="auto" w:line="360"/>
+        <w:rPr>
+          <w:rFonts w:ascii="Times New Roman" w:hAnsi="Times New Roman"/>
+          <w:sz w:val="24"/>
+          <w:szCs w:val="24"/>
+        </w:rPr>
+      </w:pPr>
+      <w:r>
         <w:drawing>
-          <wp:inline distT="0" distB="0" distL="0" distR="0">
-            <wp:extent cx="5939790" cy="3341370"/>
+          <wp:anchor behindDoc="0" distT="0" distB="0" distL="0" distR="0" simplePos="0" locked="0" layoutInCell="0" allowOverlap="1" relativeHeight="14">
+            <wp:simplePos x="0" y="0"/>
+            <wp:positionH relativeFrom="column">
+              <wp:align>center</wp:align>
+            </wp:positionH>
+            <wp:positionV relativeFrom="paragraph">
+              <wp:posOffset>635</wp:posOffset>
+            </wp:positionV>
+            <wp:extent cx="6010275" cy="2295525"/>
             <wp:effectExtent l="0" t="0" r="0" b="0"/>
-            <wp:docPr id="1" name="Picture 1" descr=""/>
+            <wp:wrapSquare wrapText="largest"/>
+            <wp:docPr id="1" name="Изображение1" descr=""/>
             <wp:cNvGraphicFramePr>
               <a:graphicFrameLocks xmlns:a="http://schemas.openxmlformats.org/drawingml/2006/main" noChangeAspect="1"/>
             </wp:cNvGraphicFramePr>
@@ -3238,7 +3243,7 @@
               <a:graphicData uri="http://schemas.openxmlformats.org/drawingml/2006/picture">
                 <pic:pic xmlns:pic="http://schemas.openxmlformats.org/drawingml/2006/picture">
                   <pic:nvPicPr>
-                    <pic:cNvPr id="1" name="Picture 1" descr=""/>
+                    <pic:cNvPr id="1" name="Изображение1" descr=""/>
                     <pic:cNvPicPr>
                       <a:picLocks noChangeAspect="1" noChangeArrowheads="1"/>
                     </pic:cNvPicPr>
@@ -3252,7 +3257,7 @@
                   <pic:spPr bwMode="auto">
                     <a:xfrm>
                       <a:off x="0" y="0"/>
-                      <a:ext cx="5939790" cy="3341370"/>
+                      <a:ext cx="6010275" cy="2295525"/>
                     </a:xfrm>
                     <a:prstGeom prst="rect">
                       <a:avLst/>
@@ -3261,20 +3266,9 @@
                 </pic:pic>
               </a:graphicData>
             </a:graphic>
-          </wp:inline>
+          </wp:anchor>
         </w:drawing>
       </w:r>
-    </w:p>
-    <w:p>
-      <w:pPr>
-        <w:pStyle w:val="CaptionCustom"/>
-        <w:spacing w:lineRule="auto" w:line="360"/>
-        <w:rPr>
-          <w:rFonts w:ascii="Times New Roman" w:hAnsi="Times New Roman"/>
-          <w:sz w:val="24"/>
-          <w:szCs w:val="24"/>
-        </w:rPr>
-      </w:pPr>
       <w:r>
         <w:rPr>
           <w:sz w:val="24"/>
@@ -4032,22 +4026,26 @@
           <w:sz w:val="24"/>
           <w:szCs w:val="24"/>
         </w:rPr>
-        <w:t>Пользовательский интерфейс построен как многостраничное веб-приложение. Основные экраны: вход, регистрация, обзор, список ботов, карточка бота, создание матча, карточка матча, логи, статистика, конструктор отчета, импорт/экспорт и настройки. Общая логика интерфейса показана на рисунке 2.</w:t>
-      </w:r>
-    </w:p>
-    <w:p>
-      <w:pPr>
-        <w:pStyle w:val="CaptionCustom"/>
-        <w:spacing w:lineRule="auto" w:line="360"/>
-        <w:rPr>
-          <w:rFonts w:ascii="Times New Roman" w:hAnsi="Times New Roman"/>
+        <w:t>Пользовательский интерфейс построен как многостраничное веб-приложение. Основные экраны: вход, регистрация, обзор, список ботов, карточка бота, создание матча, карточка матча, логи, статистика, конструктор отчета, импорт/экспорт и настройки.</w:t>
+      </w:r>
+    </w:p>
+    <w:p>
+      <w:pPr>
+        <w:pStyle w:val="Normal"/>
+        <w:widowControl/>
+        <w:suppressAutoHyphens w:val="true"/>
+        <w:bidi w:val="0"/>
+        <w:spacing w:lineRule="auto" w:line="360" w:before="0" w:after="0"/>
+        <w:ind w:hanging="0" w:left="0" w:right="0"/>
+        <w:jc w:val="center"/>
+        <w:rPr>
           <w:sz w:val="24"/>
           <w:szCs w:val="24"/>
         </w:rPr>
       </w:pPr>
       <w:r>
         <w:drawing>
-          <wp:anchor behindDoc="0" distT="0" distB="0" distL="0" distR="0" simplePos="0" locked="0" layoutInCell="0" allowOverlap="1" relativeHeight="4">
+          <wp:anchor behindDoc="0" distT="0" distB="0" distL="0" distR="0" simplePos="0" locked="0" layoutInCell="0" allowOverlap="1" relativeHeight="5">
             <wp:simplePos x="0" y="0"/>
             <wp:positionH relativeFrom="column">
               <wp:align>center</wp:align>
@@ -4055,10 +4053,10 @@
             <wp:positionV relativeFrom="paragraph">
               <wp:posOffset>635</wp:posOffset>
             </wp:positionV>
-            <wp:extent cx="6120130" cy="2167255"/>
+            <wp:extent cx="6120130" cy="2907030"/>
             <wp:effectExtent l="0" t="0" r="0" b="0"/>
             <wp:wrapSquare wrapText="largest"/>
-            <wp:docPr id="2" name="Изображение1" descr=""/>
+            <wp:docPr id="2" name="Изображение4" descr=""/>
             <wp:cNvGraphicFramePr>
               <a:graphicFrameLocks xmlns:a="http://schemas.openxmlformats.org/drawingml/2006/main" noChangeAspect="1"/>
             </wp:cNvGraphicFramePr>
@@ -4066,7 +4064,7 @@
               <a:graphicData uri="http://schemas.openxmlformats.org/drawingml/2006/picture">
                 <pic:pic xmlns:pic="http://schemas.openxmlformats.org/drawingml/2006/picture">
                   <pic:nvPicPr>
-                    <pic:cNvPr id="2" name="Изображение1" descr=""/>
+                    <pic:cNvPr id="2" name="Изображение4" descr=""/>
                     <pic:cNvPicPr>
                       <a:picLocks noChangeAspect="1" noChangeArrowheads="1"/>
                     </pic:cNvPicPr>
@@ -4080,7 +4078,7 @@
                   <pic:spPr bwMode="auto">
                     <a:xfrm>
                       <a:off x="0" y="0"/>
-                      <a:ext cx="6120130" cy="2167255"/>
+                      <a:ext cx="6120130" cy="2907030"/>
                     </a:xfrm>
                     <a:prstGeom prst="rect">
                       <a:avLst/>
@@ -4097,36 +4095,74 @@
           <w:sz w:val="24"/>
           <w:szCs w:val="24"/>
         </w:rPr>
-        <w:t>Рисунок 2. Макеты основных экранов приложения.</w:t>
-      </w:r>
-    </w:p>
-    <w:p>
-      <w:pPr>
-        <w:pStyle w:val="CaptionCustom"/>
-        <w:spacing w:lineRule="auto" w:line="360"/>
-        <w:rPr>
-          <w:rFonts w:ascii="Times New Roman" w:hAnsi="Times New Roman"/>
-          <w:sz w:val="24"/>
-          <w:szCs w:val="24"/>
-        </w:rPr>
-      </w:pPr>
-      <w:r>
-        <w:rPr>
-          <w:sz w:val="24"/>
-          <w:szCs w:val="24"/>
-        </w:rPr>
+        <w:t xml:space="preserve">Рисунок </w:t>
+      </w:r>
+      <w:r>
+        <w:rPr>
+          <w:sz w:val="24"/>
+          <w:szCs w:val="24"/>
+        </w:rPr>
+        <w:t>2. Вход</w:t>
       </w:r>
     </w:p>
     <w:p>
       <w:pPr>
         <w:pStyle w:val="Normal"/>
         <w:spacing w:lineRule="auto" w:line="360"/>
-        <w:rPr>
-          <w:rFonts w:ascii="Times New Roman" w:hAnsi="Times New Roman"/>
-          <w:sz w:val="24"/>
-          <w:szCs w:val="24"/>
-        </w:rPr>
-      </w:pPr>
+        <w:ind w:hanging="0"/>
+        <w:jc w:val="center"/>
+        <w:rPr>
+          <w:sz w:val="24"/>
+          <w:szCs w:val="24"/>
+        </w:rPr>
+      </w:pPr>
+      <w:r>
+        <w:drawing>
+          <wp:anchor behindDoc="0" distT="0" distB="0" distL="0" distR="0" simplePos="0" locked="0" layoutInCell="0" allowOverlap="1" relativeHeight="6">
+            <wp:simplePos x="0" y="0"/>
+            <wp:positionH relativeFrom="column">
+              <wp:align>center</wp:align>
+            </wp:positionH>
+            <wp:positionV relativeFrom="paragraph">
+              <wp:posOffset>635</wp:posOffset>
+            </wp:positionV>
+            <wp:extent cx="6120130" cy="2913380"/>
+            <wp:effectExtent l="0" t="0" r="0" b="0"/>
+            <wp:wrapSquare wrapText="largest"/>
+            <wp:docPr id="3" name="Изображение5" descr=""/>
+            <wp:cNvGraphicFramePr>
+              <a:graphicFrameLocks xmlns:a="http://schemas.openxmlformats.org/drawingml/2006/main" noChangeAspect="1"/>
+            </wp:cNvGraphicFramePr>
+            <a:graphic xmlns:a="http://schemas.openxmlformats.org/drawingml/2006/main">
+              <a:graphicData uri="http://schemas.openxmlformats.org/drawingml/2006/picture">
+                <pic:pic xmlns:pic="http://schemas.openxmlformats.org/drawingml/2006/picture">
+                  <pic:nvPicPr>
+                    <pic:cNvPr id="3" name="Изображение5" descr=""/>
+                    <pic:cNvPicPr>
+                      <a:picLocks noChangeAspect="1" noChangeArrowheads="1"/>
+                    </pic:cNvPicPr>
+                  </pic:nvPicPr>
+                  <pic:blipFill>
+                    <a:blip r:embed="rId4"/>
+                    <a:stretch>
+                      <a:fillRect/>
+                    </a:stretch>
+                  </pic:blipFill>
+                  <pic:spPr bwMode="auto">
+                    <a:xfrm>
+                      <a:off x="0" y="0"/>
+                      <a:ext cx="6120130" cy="2913380"/>
+                    </a:xfrm>
+                    <a:prstGeom prst="rect">
+                      <a:avLst/>
+                    </a:prstGeom>
+                  </pic:spPr>
+                </pic:pic>
+              </a:graphicData>
+            </a:graphic>
+          </wp:anchor>
+        </w:drawing>
+      </w:r>
       <w:r>
         <w:rPr>
           <w:rFonts w:eastAsia="Times New Roman"/>
@@ -4134,7 +4170,590 @@
           <w:sz w:val="24"/>
           <w:szCs w:val="24"/>
         </w:rPr>
-        <w:t>В прототипе уже реализована навигация по экранам, таблицы данных, формы создания и редактирования сущностей, просмотр карточек, фильтрация и поиск. Последний коммит фронтенда учитывается как часть проекта: в нем расширены экраны статистики, конструктора отчетов, настроек, таблиц и навигации.</w:t>
+        <w:t xml:space="preserve">Рисунок </w:t>
+      </w:r>
+      <w:r>
+        <w:rPr>
+          <w:rFonts w:eastAsia="Times New Roman"/>
+          <w:b w:val="false"/>
+          <w:sz w:val="24"/>
+          <w:szCs w:val="24"/>
+        </w:rPr>
+        <w:t>3. Регистрация</w:t>
+      </w:r>
+    </w:p>
+    <w:p>
+      <w:pPr>
+        <w:pStyle w:val="Normal"/>
+        <w:spacing w:lineRule="auto" w:line="360"/>
+        <w:ind w:hanging="0"/>
+        <w:jc w:val="center"/>
+        <w:rPr>
+          <w:rFonts w:ascii="Times New Roman" w:hAnsi="Times New Roman"/>
+          <w:sz w:val="24"/>
+          <w:szCs w:val="24"/>
+        </w:rPr>
+      </w:pPr>
+      <w:r>
+        <w:drawing>
+          <wp:anchor behindDoc="0" distT="0" distB="0" distL="0" distR="0" simplePos="0" locked="0" layoutInCell="0" allowOverlap="1" relativeHeight="7">
+            <wp:simplePos x="0" y="0"/>
+            <wp:positionH relativeFrom="column">
+              <wp:align>center</wp:align>
+            </wp:positionH>
+            <wp:positionV relativeFrom="paragraph">
+              <wp:posOffset>635</wp:posOffset>
+            </wp:positionV>
+            <wp:extent cx="6120130" cy="2906395"/>
+            <wp:effectExtent l="0" t="0" r="0" b="0"/>
+            <wp:wrapSquare wrapText="largest"/>
+            <wp:docPr id="4" name="Изображение6" descr=""/>
+            <wp:cNvGraphicFramePr>
+              <a:graphicFrameLocks xmlns:a="http://schemas.openxmlformats.org/drawingml/2006/main" noChangeAspect="1"/>
+            </wp:cNvGraphicFramePr>
+            <a:graphic xmlns:a="http://schemas.openxmlformats.org/drawingml/2006/main">
+              <a:graphicData uri="http://schemas.openxmlformats.org/drawingml/2006/picture">
+                <pic:pic xmlns:pic="http://schemas.openxmlformats.org/drawingml/2006/picture">
+                  <pic:nvPicPr>
+                    <pic:cNvPr id="4" name="Изображение6" descr=""/>
+                    <pic:cNvPicPr>
+                      <a:picLocks noChangeAspect="1" noChangeArrowheads="1"/>
+                    </pic:cNvPicPr>
+                  </pic:nvPicPr>
+                  <pic:blipFill>
+                    <a:blip r:embed="rId5"/>
+                    <a:stretch>
+                      <a:fillRect/>
+                    </a:stretch>
+                  </pic:blipFill>
+                  <pic:spPr bwMode="auto">
+                    <a:xfrm>
+                      <a:off x="0" y="0"/>
+                      <a:ext cx="6120130" cy="2906395"/>
+                    </a:xfrm>
+                    <a:prstGeom prst="rect">
+                      <a:avLst/>
+                    </a:prstGeom>
+                  </pic:spPr>
+                </pic:pic>
+              </a:graphicData>
+            </a:graphic>
+          </wp:anchor>
+        </w:drawing>
+      </w:r>
+      <w:r>
+        <w:rPr>
+          <w:rFonts w:eastAsia="Times New Roman"/>
+          <w:b w:val="false"/>
+          <w:sz w:val="24"/>
+          <w:szCs w:val="24"/>
+        </w:rPr>
+        <w:t xml:space="preserve">Рисунок </w:t>
+      </w:r>
+      <w:r>
+        <w:rPr>
+          <w:rFonts w:eastAsia="Times New Roman"/>
+          <w:b w:val="false"/>
+          <w:sz w:val="24"/>
+          <w:szCs w:val="24"/>
+        </w:rPr>
+        <w:t>4. Обзор</w:t>
+      </w:r>
+    </w:p>
+    <w:p>
+      <w:pPr>
+        <w:pStyle w:val="Normal"/>
+        <w:spacing w:lineRule="auto" w:line="360"/>
+        <w:ind w:hanging="0"/>
+        <w:jc w:val="center"/>
+        <w:rPr>
+          <w:sz w:val="24"/>
+          <w:szCs w:val="24"/>
+        </w:rPr>
+      </w:pPr>
+      <w:r>
+        <w:drawing>
+          <wp:anchor behindDoc="0" distT="0" distB="0" distL="0" distR="0" simplePos="0" locked="0" layoutInCell="0" allowOverlap="1" relativeHeight="8">
+            <wp:simplePos x="0" y="0"/>
+            <wp:positionH relativeFrom="column">
+              <wp:align>center</wp:align>
+            </wp:positionH>
+            <wp:positionV relativeFrom="paragraph">
+              <wp:posOffset>635</wp:posOffset>
+            </wp:positionV>
+            <wp:extent cx="6120130" cy="2914015"/>
+            <wp:effectExtent l="0" t="0" r="0" b="0"/>
+            <wp:wrapSquare wrapText="largest"/>
+            <wp:docPr id="5" name="Изображение7" descr=""/>
+            <wp:cNvGraphicFramePr>
+              <a:graphicFrameLocks xmlns:a="http://schemas.openxmlformats.org/drawingml/2006/main" noChangeAspect="1"/>
+            </wp:cNvGraphicFramePr>
+            <a:graphic xmlns:a="http://schemas.openxmlformats.org/drawingml/2006/main">
+              <a:graphicData uri="http://schemas.openxmlformats.org/drawingml/2006/picture">
+                <pic:pic xmlns:pic="http://schemas.openxmlformats.org/drawingml/2006/picture">
+                  <pic:nvPicPr>
+                    <pic:cNvPr id="5" name="Изображение7" descr=""/>
+                    <pic:cNvPicPr>
+                      <a:picLocks noChangeAspect="1" noChangeArrowheads="1"/>
+                    </pic:cNvPicPr>
+                  </pic:nvPicPr>
+                  <pic:blipFill>
+                    <a:blip r:embed="rId6"/>
+                    <a:stretch>
+                      <a:fillRect/>
+                    </a:stretch>
+                  </pic:blipFill>
+                  <pic:spPr bwMode="auto">
+                    <a:xfrm>
+                      <a:off x="0" y="0"/>
+                      <a:ext cx="6120130" cy="2914015"/>
+                    </a:xfrm>
+                    <a:prstGeom prst="rect">
+                      <a:avLst/>
+                    </a:prstGeom>
+                  </pic:spPr>
+                </pic:pic>
+              </a:graphicData>
+            </a:graphic>
+          </wp:anchor>
+        </w:drawing>
+      </w:r>
+      <w:r>
+        <w:rPr>
+          <w:rFonts w:eastAsia="Times New Roman"/>
+          <w:b w:val="false"/>
+          <w:sz w:val="24"/>
+          <w:szCs w:val="24"/>
+        </w:rPr>
+        <w:t xml:space="preserve">Рисунок </w:t>
+      </w:r>
+      <w:r>
+        <w:rPr>
+          <w:rFonts w:eastAsia="Times New Roman"/>
+          <w:b w:val="false"/>
+          <w:sz w:val="24"/>
+          <w:szCs w:val="24"/>
+        </w:rPr>
+        <w:t>5. Список ботов</w:t>
+      </w:r>
+    </w:p>
+    <w:p>
+      <w:pPr>
+        <w:pStyle w:val="Normal"/>
+        <w:spacing w:lineRule="auto" w:line="360"/>
+        <w:ind w:hanging="0"/>
+        <w:jc w:val="center"/>
+        <w:rPr>
+          <w:sz w:val="24"/>
+          <w:szCs w:val="24"/>
+        </w:rPr>
+      </w:pPr>
+      <w:r>
+        <w:drawing>
+          <wp:anchor behindDoc="0" distT="0" distB="0" distL="0" distR="0" simplePos="0" locked="0" layoutInCell="0" allowOverlap="1" relativeHeight="9">
+            <wp:simplePos x="0" y="0"/>
+            <wp:positionH relativeFrom="column">
+              <wp:align>center</wp:align>
+            </wp:positionH>
+            <wp:positionV relativeFrom="paragraph">
+              <wp:posOffset>635</wp:posOffset>
+            </wp:positionV>
+            <wp:extent cx="6120130" cy="2898140"/>
+            <wp:effectExtent l="0" t="0" r="0" b="0"/>
+            <wp:wrapSquare wrapText="largest"/>
+            <wp:docPr id="6" name="Изображение8" descr=""/>
+            <wp:cNvGraphicFramePr>
+              <a:graphicFrameLocks xmlns:a="http://schemas.openxmlformats.org/drawingml/2006/main" noChangeAspect="1"/>
+            </wp:cNvGraphicFramePr>
+            <a:graphic xmlns:a="http://schemas.openxmlformats.org/drawingml/2006/main">
+              <a:graphicData uri="http://schemas.openxmlformats.org/drawingml/2006/picture">
+                <pic:pic xmlns:pic="http://schemas.openxmlformats.org/drawingml/2006/picture">
+                  <pic:nvPicPr>
+                    <pic:cNvPr id="6" name="Изображение8" descr=""/>
+                    <pic:cNvPicPr>
+                      <a:picLocks noChangeAspect="1" noChangeArrowheads="1"/>
+                    </pic:cNvPicPr>
+                  </pic:nvPicPr>
+                  <pic:blipFill>
+                    <a:blip r:embed="rId7"/>
+                    <a:stretch>
+                      <a:fillRect/>
+                    </a:stretch>
+                  </pic:blipFill>
+                  <pic:spPr bwMode="auto">
+                    <a:xfrm>
+                      <a:off x="0" y="0"/>
+                      <a:ext cx="6120130" cy="2898140"/>
+                    </a:xfrm>
+                    <a:prstGeom prst="rect">
+                      <a:avLst/>
+                    </a:prstGeom>
+                  </pic:spPr>
+                </pic:pic>
+              </a:graphicData>
+            </a:graphic>
+          </wp:anchor>
+        </w:drawing>
+      </w:r>
+      <w:r>
+        <w:rPr>
+          <w:rFonts w:eastAsia="Times New Roman"/>
+          <w:b w:val="false"/>
+          <w:sz w:val="24"/>
+          <w:szCs w:val="24"/>
+        </w:rPr>
+        <w:t xml:space="preserve">Рисунок </w:t>
+      </w:r>
+      <w:r>
+        <w:rPr>
+          <w:rFonts w:eastAsia="Times New Roman"/>
+          <w:b w:val="false"/>
+          <w:sz w:val="24"/>
+          <w:szCs w:val="24"/>
+        </w:rPr>
+        <w:t>6. Список матчей</w:t>
+      </w:r>
+    </w:p>
+    <w:p>
+      <w:pPr>
+        <w:pStyle w:val="Normal"/>
+        <w:spacing w:lineRule="auto" w:line="360"/>
+        <w:ind w:hanging="0"/>
+        <w:jc w:val="center"/>
+        <w:rPr>
+          <w:sz w:val="24"/>
+          <w:szCs w:val="24"/>
+        </w:rPr>
+      </w:pPr>
+      <w:r>
+        <w:drawing>
+          <wp:anchor behindDoc="0" distT="0" distB="0" distL="0" distR="0" simplePos="0" locked="0" layoutInCell="0" allowOverlap="1" relativeHeight="10">
+            <wp:simplePos x="0" y="0"/>
+            <wp:positionH relativeFrom="column">
+              <wp:align>center</wp:align>
+            </wp:positionH>
+            <wp:positionV relativeFrom="paragraph">
+              <wp:posOffset>635</wp:posOffset>
+            </wp:positionV>
+            <wp:extent cx="6120130" cy="2902585"/>
+            <wp:effectExtent l="0" t="0" r="0" b="0"/>
+            <wp:wrapSquare wrapText="largest"/>
+            <wp:docPr id="7" name="Изображение9" descr=""/>
+            <wp:cNvGraphicFramePr>
+              <a:graphicFrameLocks xmlns:a="http://schemas.openxmlformats.org/drawingml/2006/main" noChangeAspect="1"/>
+            </wp:cNvGraphicFramePr>
+            <a:graphic xmlns:a="http://schemas.openxmlformats.org/drawingml/2006/main">
+              <a:graphicData uri="http://schemas.openxmlformats.org/drawingml/2006/picture">
+                <pic:pic xmlns:pic="http://schemas.openxmlformats.org/drawingml/2006/picture">
+                  <pic:nvPicPr>
+                    <pic:cNvPr id="7" name="Изображение9" descr=""/>
+                    <pic:cNvPicPr>
+                      <a:picLocks noChangeAspect="1" noChangeArrowheads="1"/>
+                    </pic:cNvPicPr>
+                  </pic:nvPicPr>
+                  <pic:blipFill>
+                    <a:blip r:embed="rId8"/>
+                    <a:stretch>
+                      <a:fillRect/>
+                    </a:stretch>
+                  </pic:blipFill>
+                  <pic:spPr bwMode="auto">
+                    <a:xfrm>
+                      <a:off x="0" y="0"/>
+                      <a:ext cx="6120130" cy="2902585"/>
+                    </a:xfrm>
+                    <a:prstGeom prst="rect">
+                      <a:avLst/>
+                    </a:prstGeom>
+                  </pic:spPr>
+                </pic:pic>
+              </a:graphicData>
+            </a:graphic>
+          </wp:anchor>
+        </w:drawing>
+      </w:r>
+      <w:r>
+        <w:rPr>
+          <w:rFonts w:eastAsia="Times New Roman"/>
+          <w:b w:val="false"/>
+          <w:sz w:val="24"/>
+          <w:szCs w:val="24"/>
+        </w:rPr>
+        <w:t xml:space="preserve">Рисунок </w:t>
+      </w:r>
+      <w:r>
+        <w:rPr>
+          <w:rFonts w:eastAsia="Times New Roman"/>
+          <w:b w:val="false"/>
+          <w:sz w:val="24"/>
+          <w:szCs w:val="24"/>
+        </w:rPr>
+        <w:t>7. Логи</w:t>
+      </w:r>
+    </w:p>
+    <w:p>
+      <w:pPr>
+        <w:pStyle w:val="Normal"/>
+        <w:spacing w:lineRule="auto" w:line="360"/>
+        <w:ind w:hanging="0"/>
+        <w:jc w:val="center"/>
+        <w:rPr>
+          <w:sz w:val="24"/>
+          <w:szCs w:val="24"/>
+        </w:rPr>
+      </w:pPr>
+      <w:r>
+        <w:drawing>
+          <wp:anchor behindDoc="0" distT="0" distB="0" distL="0" distR="0" simplePos="0" locked="0" layoutInCell="0" allowOverlap="1" relativeHeight="11">
+            <wp:simplePos x="0" y="0"/>
+            <wp:positionH relativeFrom="column">
+              <wp:align>center</wp:align>
+            </wp:positionH>
+            <wp:positionV relativeFrom="paragraph">
+              <wp:posOffset>635</wp:posOffset>
+            </wp:positionV>
+            <wp:extent cx="6120130" cy="2920365"/>
+            <wp:effectExtent l="0" t="0" r="0" b="0"/>
+            <wp:wrapSquare wrapText="largest"/>
+            <wp:docPr id="8" name="Изображение10" descr=""/>
+            <wp:cNvGraphicFramePr>
+              <a:graphicFrameLocks xmlns:a="http://schemas.openxmlformats.org/drawingml/2006/main" noChangeAspect="1"/>
+            </wp:cNvGraphicFramePr>
+            <a:graphic xmlns:a="http://schemas.openxmlformats.org/drawingml/2006/main">
+              <a:graphicData uri="http://schemas.openxmlformats.org/drawingml/2006/picture">
+                <pic:pic xmlns:pic="http://schemas.openxmlformats.org/drawingml/2006/picture">
+                  <pic:nvPicPr>
+                    <pic:cNvPr id="8" name="Изображение10" descr=""/>
+                    <pic:cNvPicPr>
+                      <a:picLocks noChangeAspect="1" noChangeArrowheads="1"/>
+                    </pic:cNvPicPr>
+                  </pic:nvPicPr>
+                  <pic:blipFill>
+                    <a:blip r:embed="rId9"/>
+                    <a:stretch>
+                      <a:fillRect/>
+                    </a:stretch>
+                  </pic:blipFill>
+                  <pic:spPr bwMode="auto">
+                    <a:xfrm>
+                      <a:off x="0" y="0"/>
+                      <a:ext cx="6120130" cy="2920365"/>
+                    </a:xfrm>
+                    <a:prstGeom prst="rect">
+                      <a:avLst/>
+                    </a:prstGeom>
+                  </pic:spPr>
+                </pic:pic>
+              </a:graphicData>
+            </a:graphic>
+          </wp:anchor>
+        </w:drawing>
+      </w:r>
+      <w:r>
+        <w:rPr>
+          <w:rFonts w:eastAsia="Times New Roman"/>
+          <w:b w:val="false"/>
+          <w:sz w:val="24"/>
+          <w:szCs w:val="24"/>
+        </w:rPr>
+        <w:t xml:space="preserve">Рисунок </w:t>
+      </w:r>
+      <w:r>
+        <w:rPr>
+          <w:rFonts w:eastAsia="Times New Roman"/>
+          <w:b w:val="false"/>
+          <w:sz w:val="24"/>
+          <w:szCs w:val="24"/>
+        </w:rPr>
+        <w:t>8. Статистика</w:t>
+      </w:r>
+    </w:p>
+    <w:p>
+      <w:pPr>
+        <w:pStyle w:val="Normal"/>
+        <w:spacing w:lineRule="auto" w:line="360"/>
+        <w:ind w:hanging="0"/>
+        <w:jc w:val="center"/>
+        <w:rPr>
+          <w:sz w:val="24"/>
+          <w:szCs w:val="24"/>
+        </w:rPr>
+      </w:pPr>
+      <w:r>
+        <w:drawing>
+          <wp:anchor behindDoc="0" distT="0" distB="0" distL="0" distR="0" simplePos="0" locked="0" layoutInCell="0" allowOverlap="1" relativeHeight="12">
+            <wp:simplePos x="0" y="0"/>
+            <wp:positionH relativeFrom="column">
+              <wp:align>center</wp:align>
+            </wp:positionH>
+            <wp:positionV relativeFrom="paragraph">
+              <wp:posOffset>635</wp:posOffset>
+            </wp:positionV>
+            <wp:extent cx="6120130" cy="2937510"/>
+            <wp:effectExtent l="0" t="0" r="0" b="0"/>
+            <wp:wrapSquare wrapText="largest"/>
+            <wp:docPr id="9" name="Изображение11" descr=""/>
+            <wp:cNvGraphicFramePr>
+              <a:graphicFrameLocks xmlns:a="http://schemas.openxmlformats.org/drawingml/2006/main" noChangeAspect="1"/>
+            </wp:cNvGraphicFramePr>
+            <a:graphic xmlns:a="http://schemas.openxmlformats.org/drawingml/2006/main">
+              <a:graphicData uri="http://schemas.openxmlformats.org/drawingml/2006/picture">
+                <pic:pic xmlns:pic="http://schemas.openxmlformats.org/drawingml/2006/picture">
+                  <pic:nvPicPr>
+                    <pic:cNvPr id="9" name="Изображение11" descr=""/>
+                    <pic:cNvPicPr>
+                      <a:picLocks noChangeAspect="1" noChangeArrowheads="1"/>
+                    </pic:cNvPicPr>
+                  </pic:nvPicPr>
+                  <pic:blipFill>
+                    <a:blip r:embed="rId10"/>
+                    <a:stretch>
+                      <a:fillRect/>
+                    </a:stretch>
+                  </pic:blipFill>
+                  <pic:spPr bwMode="auto">
+                    <a:xfrm>
+                      <a:off x="0" y="0"/>
+                      <a:ext cx="6120130" cy="2937510"/>
+                    </a:xfrm>
+                    <a:prstGeom prst="rect">
+                      <a:avLst/>
+                    </a:prstGeom>
+                  </pic:spPr>
+                </pic:pic>
+              </a:graphicData>
+            </a:graphic>
+          </wp:anchor>
+        </w:drawing>
+      </w:r>
+      <w:r>
+        <w:rPr>
+          <w:rFonts w:eastAsia="Times New Roman"/>
+          <w:b w:val="false"/>
+          <w:sz w:val="24"/>
+          <w:szCs w:val="24"/>
+        </w:rPr>
+        <w:t xml:space="preserve">Рисунок </w:t>
+      </w:r>
+      <w:r>
+        <w:rPr>
+          <w:rFonts w:eastAsia="Times New Roman"/>
+          <w:b w:val="false"/>
+          <w:sz w:val="24"/>
+          <w:szCs w:val="24"/>
+        </w:rPr>
+        <w:t>9. Импорт/Экспорт</w:t>
+      </w:r>
+    </w:p>
+    <w:p>
+      <w:pPr>
+        <w:pStyle w:val="Normal"/>
+        <w:spacing w:lineRule="auto" w:line="360"/>
+        <w:ind w:hanging="0"/>
+        <w:jc w:val="center"/>
+        <w:rPr>
+          <w:sz w:val="24"/>
+          <w:szCs w:val="24"/>
+        </w:rPr>
+      </w:pPr>
+      <w:r>
+        <w:drawing>
+          <wp:anchor behindDoc="0" distT="0" distB="0" distL="0" distR="0" simplePos="0" locked="0" layoutInCell="0" allowOverlap="1" relativeHeight="13">
+            <wp:simplePos x="0" y="0"/>
+            <wp:positionH relativeFrom="column">
+              <wp:align>center</wp:align>
+            </wp:positionH>
+            <wp:positionV relativeFrom="paragraph">
+              <wp:posOffset>635</wp:posOffset>
+            </wp:positionV>
+            <wp:extent cx="6120130" cy="2943860"/>
+            <wp:effectExtent l="0" t="0" r="0" b="0"/>
+            <wp:wrapSquare wrapText="largest"/>
+            <wp:docPr id="10" name="Изображение12" descr=""/>
+            <wp:cNvGraphicFramePr>
+              <a:graphicFrameLocks xmlns:a="http://schemas.openxmlformats.org/drawingml/2006/main" noChangeAspect="1"/>
+            </wp:cNvGraphicFramePr>
+            <a:graphic xmlns:a="http://schemas.openxmlformats.org/drawingml/2006/main">
+              <a:graphicData uri="http://schemas.openxmlformats.org/drawingml/2006/picture">
+                <pic:pic xmlns:pic="http://schemas.openxmlformats.org/drawingml/2006/picture">
+                  <pic:nvPicPr>
+                    <pic:cNvPr id="10" name="Изображение12" descr=""/>
+                    <pic:cNvPicPr>
+                      <a:picLocks noChangeAspect="1" noChangeArrowheads="1"/>
+                    </pic:cNvPicPr>
+                  </pic:nvPicPr>
+                  <pic:blipFill>
+                    <a:blip r:embed="rId11"/>
+                    <a:stretch>
+                      <a:fillRect/>
+                    </a:stretch>
+                  </pic:blipFill>
+                  <pic:spPr bwMode="auto">
+                    <a:xfrm>
+                      <a:off x="0" y="0"/>
+                      <a:ext cx="6120130" cy="2943860"/>
+                    </a:xfrm>
+                    <a:prstGeom prst="rect">
+                      <a:avLst/>
+                    </a:prstGeom>
+                  </pic:spPr>
+                </pic:pic>
+              </a:graphicData>
+            </a:graphic>
+          </wp:anchor>
+        </w:drawing>
+      </w:r>
+      <w:r>
+        <w:rPr>
+          <w:rFonts w:eastAsia="Times New Roman"/>
+          <w:b w:val="false"/>
+          <w:sz w:val="24"/>
+          <w:szCs w:val="24"/>
+        </w:rPr>
+        <w:t xml:space="preserve">Рисунок </w:t>
+      </w:r>
+      <w:r>
+        <w:rPr>
+          <w:rFonts w:eastAsia="Times New Roman"/>
+          <w:b w:val="false"/>
+          <w:sz w:val="24"/>
+          <w:szCs w:val="24"/>
+        </w:rPr>
+        <w:t>10. Настройки</w:t>
+      </w:r>
+    </w:p>
+    <w:p>
+      <w:pPr>
+        <w:pStyle w:val="Normal"/>
+        <w:spacing w:lineRule="auto" w:line="360"/>
+        <w:rPr>
+          <w:rFonts w:ascii="Times New Roman" w:hAnsi="Times New Roman"/>
+          <w:sz w:val="24"/>
+          <w:szCs w:val="24"/>
+        </w:rPr>
+      </w:pPr>
+      <w:r>
+        <w:rPr/>
+      </w:r>
+    </w:p>
+    <w:p>
+      <w:pPr>
+        <w:pStyle w:val="Normal"/>
+        <w:spacing w:lineRule="auto" w:line="360"/>
+        <w:rPr>
+          <w:rFonts w:ascii="Times New Roman" w:hAnsi="Times New Roman"/>
+          <w:sz w:val="24"/>
+          <w:szCs w:val="24"/>
+        </w:rPr>
+      </w:pPr>
+      <w:r>
+        <w:rPr>
+          <w:rFonts w:eastAsia="Times New Roman"/>
+          <w:b w:val="false"/>
+          <w:sz w:val="24"/>
+          <w:szCs w:val="24"/>
+        </w:rPr>
+        <w:t xml:space="preserve">В прототипе уже реализована навигация по экранам, таблицы данных, формы создания и редактирования сущностей, просмотр карточек, фильтрация и поиск. </w:t>
       </w:r>
     </w:p>
     <w:p>
@@ -5152,7 +5771,7 @@
       </w:pPr>
       <w:r>
         <w:drawing>
-          <wp:anchor behindDoc="0" distT="0" distB="0" distL="0" distR="0" simplePos="0" locked="0" layoutInCell="0" allowOverlap="1" relativeHeight="5">
+          <wp:anchor behindDoc="0" distT="0" distB="0" distL="0" distR="0" simplePos="0" locked="0" layoutInCell="0" allowOverlap="1" relativeHeight="3">
             <wp:simplePos x="0" y="0"/>
             <wp:positionH relativeFrom="column">
               <wp:align>center</wp:align>
@@ -5163,7 +5782,7 @@
             <wp:extent cx="6120130" cy="5833110"/>
             <wp:effectExtent l="0" t="0" r="0" b="0"/>
             <wp:wrapSquare wrapText="largest"/>
-            <wp:docPr id="3" name="Изображение2" descr=""/>
+            <wp:docPr id="11" name="Изображение2" descr=""/>
             <wp:cNvGraphicFramePr>
               <a:graphicFrameLocks xmlns:a="http://schemas.openxmlformats.org/drawingml/2006/main" noChangeAspect="1"/>
             </wp:cNvGraphicFramePr>
@@ -5171,13 +5790,13 @@
               <a:graphicData uri="http://schemas.openxmlformats.org/drawingml/2006/picture">
                 <pic:pic xmlns:pic="http://schemas.openxmlformats.org/drawingml/2006/picture">
                   <pic:nvPicPr>
-                    <pic:cNvPr id="3" name="Изображение2" descr=""/>
+                    <pic:cNvPr id="11" name="Изображение2" descr=""/>
                     <pic:cNvPicPr>
                       <a:picLocks noChangeAspect="1" noChangeArrowheads="1"/>
                     </pic:cNvPicPr>
                   </pic:nvPicPr>
                   <pic:blipFill>
-                    <a:blip r:embed="rId4"/>
+                    <a:blip r:embed="rId12"/>
                     <a:stretch>
                       <a:fillRect/>
                     </a:stretch>
@@ -5202,7 +5821,21 @@
           <w:sz w:val="24"/>
           <w:szCs w:val="24"/>
         </w:rPr>
-        <w:t>Рисунок 3. Графическое представление нереляционной модели данных.</w:t>
+        <w:t xml:space="preserve">Рисунок </w:t>
+      </w:r>
+      <w:r>
+        <w:rPr>
+          <w:sz w:val="24"/>
+          <w:szCs w:val="24"/>
+        </w:rPr>
+        <w:t>11</w:t>
+      </w:r>
+      <w:r>
+        <w:rPr>
+          <w:sz w:val="24"/>
+          <w:szCs w:val="24"/>
+        </w:rPr>
+        <w:t>. Графическое представление нереляционной модели данных.</w:t>
       </w:r>
     </w:p>
     <w:p>
@@ -7642,7 +8275,7 @@
           <w:szCs w:val="24"/>
         </w:rPr>
         <w:drawing>
-          <wp:anchor behindDoc="0" distT="0" distB="0" distL="0" distR="0" simplePos="0" locked="0" layoutInCell="0" allowOverlap="1" relativeHeight="6">
+          <wp:anchor behindDoc="0" distT="0" distB="0" distL="0" distR="0" simplePos="0" locked="0" layoutInCell="0" allowOverlap="1" relativeHeight="4">
             <wp:simplePos x="0" y="0"/>
             <wp:positionH relativeFrom="column">
               <wp:align>center</wp:align>
@@ -7653,7 +8286,7 @@
             <wp:extent cx="6120130" cy="5376545"/>
             <wp:effectExtent l="0" t="0" r="0" b="0"/>
             <wp:wrapSquare wrapText="largest"/>
-            <wp:docPr id="4" name="Изображение3" descr=""/>
+            <wp:docPr id="12" name="Изображение3" descr=""/>
             <wp:cNvGraphicFramePr>
               <a:graphicFrameLocks xmlns:a="http://schemas.openxmlformats.org/drawingml/2006/main" noChangeAspect="1"/>
             </wp:cNvGraphicFramePr>
@@ -7661,13 +8294,13 @@
               <a:graphicData uri="http://schemas.openxmlformats.org/drawingml/2006/picture">
                 <pic:pic xmlns:pic="http://schemas.openxmlformats.org/drawingml/2006/picture">
                   <pic:nvPicPr>
-                    <pic:cNvPr id="4" name="Изображение3" descr=""/>
+                    <pic:cNvPr id="12" name="Изображение3" descr=""/>
                     <pic:cNvPicPr>
                       <a:picLocks noChangeAspect="1" noChangeArrowheads="1"/>
                     </pic:cNvPicPr>
                   </pic:nvPicPr>
                   <pic:blipFill>
-                    <a:blip r:embed="rId5"/>
+                    <a:blip r:embed="rId13"/>
                     <a:stretch>
                       <a:fillRect/>
                     </a:stretch>
@@ -7703,7 +8336,21 @@
           <w:sz w:val="24"/>
           <w:szCs w:val="24"/>
         </w:rPr>
-        <w:t>Рисунок 4. Графическое представление реляционной модели данных.</w:t>
+        <w:t xml:space="preserve">Рисунок </w:t>
+      </w:r>
+      <w:r>
+        <w:rPr>
+          <w:sz w:val="24"/>
+          <w:szCs w:val="24"/>
+        </w:rPr>
+        <w:t>12</w:t>
+      </w:r>
+      <w:r>
+        <w:rPr>
+          <w:sz w:val="24"/>
+          <w:szCs w:val="24"/>
+        </w:rPr>
+        <w:t>. Графическое представление реляционной модели данных.</w:t>
       </w:r>
     </w:p>
     <w:p>
@@ -9449,7 +10096,25 @@
           <w:sz w:val="24"/>
           <w:szCs w:val="24"/>
         </w:rPr>
-        <w:t>Для проекта «Платформа для запуска пользовательских программ-ботов для бесконечных крестиков-ноликов» нереляционная модель MongoDB является более подходящей основной моделью хранения. Реляционная модель остается рабочей альтернативой, но для данной предметной области она менее естественна и требует большего числа структур хранения при работе с матчами и событиями.</w:t>
+        <w:t xml:space="preserve">Для </w:t>
+      </w:r>
+      <w:r>
+        <w:rPr>
+          <w:rFonts w:eastAsia="Times New Roman"/>
+          <w:b w:val="false"/>
+          <w:sz w:val="24"/>
+          <w:szCs w:val="24"/>
+        </w:rPr>
+        <w:t>текущего</w:t>
+      </w:r>
+      <w:r>
+        <w:rPr>
+          <w:rFonts w:eastAsia="Times New Roman"/>
+          <w:b w:val="false"/>
+          <w:sz w:val="24"/>
+          <w:szCs w:val="24"/>
+        </w:rPr>
+        <w:t xml:space="preserve"> проекта нереляционная модель MongoDB является более подходящей основной моделью хранения. Реляционная модель остается рабочей альтернативой, но для данной предметной области она менее естественна и требует большего числа структур хранения при работе с матчами и событиями.</w:t>
       </w:r>
     </w:p>
     <w:p>
@@ -11591,7 +12256,7 @@
           <w:sz w:val="24"/>
           <w:szCs w:val="24"/>
         </w:rPr>
-        <w:t>В репозитории присутствует общий макет интерфейса ui_mockup.png. Он показывает основные экраны приложения: вход, регистрацию, обзор, список ботов, создание и просмотр матчей, статистику, отчеты, импорт/экспорт, логи и настройки. На рисунке 5 приведен общий макет экранов.</w:t>
+        <w:t>В репозитории присутствует общий макет интерфейса ui_mockup.png. Он показывает основные экраны приложения: вход, регистрацию, обзор, список ботов, создание и просмотр матчей, статистику, отчеты, импорт/экспорт, логи и настройки.</w:t>
       </w:r>
     </w:p>
     <w:p>
@@ -11612,7 +12277,7 @@
           <wp:inline distT="0" distB="0" distL="0" distR="0">
             <wp:extent cx="5939790" cy="2103755"/>
             <wp:effectExtent l="0" t="0" r="0" b="0"/>
-            <wp:docPr id="5" name="Picture 5" descr=""/>
+            <wp:docPr id="13" name="Picture 5" descr=""/>
             <wp:cNvGraphicFramePr>
               <a:graphicFrameLocks xmlns:a="http://schemas.openxmlformats.org/drawingml/2006/main" noChangeAspect="1"/>
             </wp:cNvGraphicFramePr>
@@ -11620,13 +12285,13 @@
               <a:graphicData uri="http://schemas.openxmlformats.org/drawingml/2006/picture">
                 <pic:pic xmlns:pic="http://schemas.openxmlformats.org/drawingml/2006/picture">
                   <pic:nvPicPr>
-                    <pic:cNvPr id="5" name="Picture 5" descr=""/>
+                    <pic:cNvPr id="13" name="Picture 5" descr=""/>
                     <pic:cNvPicPr>
                       <a:picLocks noChangeAspect="1" noChangeArrowheads="1"/>
                     </pic:cNvPicPr>
                   </pic:nvPicPr>
                   <pic:blipFill>
-                    <a:blip r:embed="rId6"/>
+                    <a:blip r:embed="rId14"/>
                     <a:stretch>
                       <a:fillRect/>
                     </a:stretch>
@@ -11662,7 +12327,21 @@
           <w:sz w:val="24"/>
           <w:szCs w:val="24"/>
         </w:rPr>
-        <w:t>Рисунок 5. Общий макет интерфейса из репозитория проекта.</w:t>
+        <w:t xml:space="preserve">Рисунок </w:t>
+      </w:r>
+      <w:r>
+        <w:rPr>
+          <w:sz w:val="24"/>
+          <w:szCs w:val="24"/>
+        </w:rPr>
+        <w:t>13</w:t>
+      </w:r>
+      <w:r>
+        <w:rPr>
+          <w:sz w:val="24"/>
+          <w:szCs w:val="24"/>
+        </w:rPr>
+        <w:t>. Общий макет интерфейса из репозитория проекта.</w:t>
       </w:r>
     </w:p>
     <w:p>
@@ -12273,10 +12952,54 @@
         <w:t>5. Официальная документация PostgreSQL. URL: https://www.postgresql.org/docs/ (дата обращения: 26.05.2026).</w:t>
       </w:r>
     </w:p>
+    <w:p>
+      <w:pPr>
+        <w:pStyle w:val="Normal"/>
+        <w:spacing w:lineRule="auto" w:line="360"/>
+        <w:ind w:hanging="0"/>
+        <w:rPr>
+          <w:rFonts w:ascii="Times New Roman" w:hAnsi="Times New Roman"/>
+          <w:sz w:val="24"/>
+          <w:szCs w:val="24"/>
+        </w:rPr>
+      </w:pPr>
+      <w:r>
+        <w:rPr>
+          <w:rFonts w:eastAsia="Times New Roman"/>
+          <w:b w:val="false"/>
+          <w:sz w:val="24"/>
+          <w:szCs w:val="24"/>
+        </w:rPr>
+        <w:t xml:space="preserve">6. Репозиторий проекта. URL: </w:t>
+      </w:r>
+      <w:hyperlink r:id="rId15">
+        <w:r>
+          <w:rPr>
+            <w:rStyle w:val="Hyperlink"/>
+            <w:rFonts w:eastAsia="Times New Roman"/>
+            <w:b w:val="false"/>
+            <w:sz w:val="24"/>
+            <w:szCs w:val="24"/>
+          </w:rPr>
+          <w:t>https://github.com/moevm/nsql1h26-xo</w:t>
+        </w:r>
+      </w:hyperlink>
+      <w:hyperlink r:id="rId16">
+        <w:r>
+          <w:rPr>
+            <w:rFonts w:eastAsia="Times New Roman"/>
+            <w:b w:val="false"/>
+            <w:sz w:val="24"/>
+            <w:szCs w:val="24"/>
+          </w:rPr>
+          <w:t xml:space="preserve"> (дата обращения: 26.05.2026).</w:t>
+        </w:r>
+      </w:hyperlink>
+    </w:p>
     <w:sectPr>
-      <w:footerReference w:type="even" r:id="rId7"/>
-      <w:footerReference w:type="default" r:id="rId8"/>
-      <w:footerReference w:type="first" r:id="rId9"/>
+      <w:footerReference w:type="even" r:id="rId17"/>
+      <w:footerReference w:type="default" r:id="rId18"/>
+      <w:footerReference w:type="first" r:id="rId19"/>
       <w:type w:val="nextPage"/>
       <w:pgSz w:w="11906" w:h="16838"/>
       <w:pgMar w:left="1701" w:right="567" w:gutter="0" w:header="0" w:top="1134" w:footer="709" w:bottom="1134"/>
@@ -12327,7 +13050,7 @@
     </w:r>
     <w:r>
       <w:rPr/>
-      <w:t>2</w:t>
+      <w:t>25</w:t>
     </w:r>
     <w:r>
       <w:rPr/>
